--- a/php/templates/template_zayavka.docx
+++ b/php/templates/template_zayavka.docx
@@ -21,7 +21,7 @@
           <w:szCs w:val="20"/>
           <w:rtl w:val="0"/>
         </w:rPr>
-        <w:t xml:space="preserve">ДОГОВОР-ЗАЯВКА НА ТРАНСПОРТНЫЕ УСЛУГИ  от {ДАТА_ЗАЯВКИ} </w:t>
+        <w:t xml:space="preserve">ДОГОВОР-ЗАЯВКА НА ТРАНСПОРТНЫЕ УСЛУГИ № {НОМЕР_ЗАЯВКИ} от {ДАТА_ЗАЯВКИ} </w:t>
       </w:r>
     </w:p>
     <w:p>
@@ -43,7 +43,7 @@
           <w:szCs w:val="20"/>
           <w:rtl w:val="0"/>
         </w:rPr>
-        <w:t xml:space="preserve">(Приложение к Договору № {НОМЕР_ДОГОВОРА} от {ДАТА_ДОГОВОРА})</w:t>
+        <w:t xml:space="preserve">(Приложение № {НОМЕР_ПРИЛОЖЕНИЯ} к Договору № {НОМЕР_ДОГОВОРА} от {ДАТА_ДОГОВОРА})</w:t>
       </w:r>
     </w:p>
     <w:p>

--- a/php/templates/template_zayavka.docx
+++ b/php/templates/template_zayavka.docx
@@ -21,7 +21,7 @@
           <w:szCs w:val="20"/>
           <w:rtl w:val="0"/>
         </w:rPr>
-        <w:t xml:space="preserve">ДОГОВОР-ЗАЯВКА НА ТРАНСПОРТНЫЕ УСЛУГИ № {НОМЕР_ЗАЯВКИ} от {ДАТА_ЗАЯВКИ} </w:t>
+        <w:t xml:space="preserve">{ЗАГОЛОВОК_ЗАЯВКИ}</w:t>
       </w:r>
     </w:p>
     <w:p>
@@ -43,7 +43,7 @@
           <w:szCs w:val="20"/>
           <w:rtl w:val="0"/>
         </w:rPr>
-        <w:t xml:space="preserve">(Приложение № {НОМЕР_ПРИЛОЖЕНИЯ} к Договору № {НОМЕР_ДОГОВОРА} от {ДАТА_ДОГОВОРА})</w:t>
+        <w:t xml:space="preserve">{ПРИЛОЖЕНИЕ_К}</w:t>
       </w:r>
     </w:p>
     <w:p>
